--- a/TEACHER SALARY ASSESSMENT FORM.docx
+++ b/TEACHER SALARY ASSESSMENT FORM.docx
@@ -216,40 +216,7 @@
                 <w:sz w:val="20"/>
                 <w:szCs w:val="20"/>
               </w:rPr>
-              <w:fldChar w:fldCharType="begin"/>
-            </w:r>
-            <w:r>
-              <w:rPr>
-                <w:rFonts w:ascii="Calibri Light" w:hAnsi="Calibri Light" w:cs="Calibri Light"/>
-                <w:sz w:val="20"/>
-                <w:szCs w:val="20"/>
-              </w:rPr>
-              <w:instrText xml:space="preserve"> MERGEFIELD Name </w:instrText>
-            </w:r>
-            <w:r>
-              <w:rPr>
-                <w:rFonts w:ascii="Calibri Light" w:hAnsi="Calibri Light" w:cs="Calibri Light"/>
-                <w:sz w:val="20"/>
-                <w:szCs w:val="20"/>
-              </w:rPr>
-              <w:fldChar w:fldCharType="separate"/>
-            </w:r>
-            <w:r>
-              <w:rPr>
-                <w:rFonts w:ascii="Calibri Light" w:hAnsi="Calibri Light" w:cs="Calibri Light"/>
-                <w:noProof/>
-                <w:sz w:val="20"/>
-                <w:szCs w:val="20"/>
-              </w:rPr>
-              <w:t>Mrs Elizabeth Giles</w:t>
-            </w:r>
-            <w:r>
-              <w:rPr>
-                <w:rFonts w:ascii="Calibri Light" w:hAnsi="Calibri Light" w:cs="Calibri Light"/>
-                <w:sz w:val="20"/>
-                <w:szCs w:val="20"/>
-              </w:rPr>
-              <w:fldChar w:fldCharType="end"/>
+              <w:t>{{Name}}</w:t>
             </w:r>
           </w:p>
         </w:tc>
@@ -339,40 +306,7 @@
                 <w:sz w:val="20"/>
                 <w:szCs w:val="20"/>
               </w:rPr>
-              <w:fldChar w:fldCharType="begin"/>
-            </w:r>
-            <w:r>
-              <w:rPr>
-                <w:rFonts w:ascii="Calibri Light" w:hAnsi="Calibri Light" w:cs="Calibri Light"/>
-                <w:sz w:val="20"/>
-                <w:szCs w:val="20"/>
-              </w:rPr>
-              <w:instrText xml:space="preserve"> MERGEFIELD School </w:instrText>
-            </w:r>
-            <w:r>
-              <w:rPr>
-                <w:rFonts w:ascii="Calibri Light" w:hAnsi="Calibri Light" w:cs="Calibri Light"/>
-                <w:sz w:val="20"/>
-                <w:szCs w:val="20"/>
-              </w:rPr>
-              <w:fldChar w:fldCharType="separate"/>
-            </w:r>
-            <w:r>
-              <w:rPr>
-                <w:rFonts w:ascii="Calibri Light" w:hAnsi="Calibri Light" w:cs="Calibri Light"/>
-                <w:noProof/>
-                <w:sz w:val="20"/>
-                <w:szCs w:val="20"/>
-              </w:rPr>
-              <w:t>Chelveston Road School</w:t>
-            </w:r>
-            <w:r>
-              <w:rPr>
-                <w:rFonts w:ascii="Calibri Light" w:hAnsi="Calibri Light" w:cs="Calibri Light"/>
-                <w:sz w:val="20"/>
-                <w:szCs w:val="20"/>
-              </w:rPr>
-              <w:fldChar w:fldCharType="end"/>
+              <w:t>{{School}}</w:t>
             </w:r>
           </w:p>
         </w:tc>
@@ -462,40 +396,7 @@
                 <w:sz w:val="20"/>
                 <w:szCs w:val="20"/>
               </w:rPr>
-              <w:fldChar w:fldCharType="begin"/>
-            </w:r>
-            <w:r>
-              <w:rPr>
-                <w:rFonts w:ascii="Calibri Light" w:hAnsi="Calibri Light" w:cs="Calibri Light"/>
-                <w:sz w:val="20"/>
-                <w:szCs w:val="20"/>
-              </w:rPr>
-              <w:instrText xml:space="preserve"> MERGEFIELD Position </w:instrText>
-            </w:r>
-            <w:r>
-              <w:rPr>
-                <w:rFonts w:ascii="Calibri Light" w:hAnsi="Calibri Light" w:cs="Calibri Light"/>
-                <w:sz w:val="20"/>
-                <w:szCs w:val="20"/>
-              </w:rPr>
-              <w:fldChar w:fldCharType="separate"/>
-            </w:r>
-            <w:r>
-              <w:rPr>
-                <w:rFonts w:ascii="Calibri Light" w:hAnsi="Calibri Light" w:cs="Calibri Light"/>
-                <w:noProof/>
-                <w:sz w:val="20"/>
-                <w:szCs w:val="20"/>
-              </w:rPr>
-              <w:t>Class Teacher</w:t>
-            </w:r>
-            <w:r>
-              <w:rPr>
-                <w:rFonts w:ascii="Calibri Light" w:hAnsi="Calibri Light" w:cs="Calibri Light"/>
-                <w:sz w:val="20"/>
-                <w:szCs w:val="20"/>
-              </w:rPr>
-              <w:fldChar w:fldCharType="end"/>
+              <w:t>{{Position}}</w:t>
             </w:r>
           </w:p>
         </w:tc>
@@ -575,23 +476,25 @@
                 <w:sz w:val="20"/>
                 <w:szCs w:val="20"/>
               </w:rPr>
-              <w:fldChar w:fldCharType="begin"/>
-            </w:r>
-            <w:r>
-              <w:rPr>
-                <w:rFonts w:ascii="Calibri Light" w:hAnsi="Calibri Light" w:cs="Calibri Light"/>
-                <w:sz w:val="20"/>
-                <w:szCs w:val="20"/>
-              </w:rPr>
-              <w:instrText xml:space="preserve"> MERGEFIELD Expected_End_DateOccupancy </w:instrText>
-            </w:r>
-            <w:r>
-              <w:rPr>
-                <w:rFonts w:ascii="Calibri Light" w:hAnsi="Calibri Light" w:cs="Calibri Light"/>
-                <w:sz w:val="20"/>
-                <w:szCs w:val="20"/>
-              </w:rPr>
-              <w:fldChar w:fldCharType="end"/>
+              <w:t>{{</w:t>
+            </w:r>
+            <w:proofErr w:type="spellStart"/>
+            <w:r>
+              <w:rPr>
+                <w:rFonts w:ascii="Calibri Light" w:hAnsi="Calibri Light" w:cs="Calibri Light"/>
+                <w:sz w:val="20"/>
+                <w:szCs w:val="20"/>
+              </w:rPr>
+              <w:t>Expected_End_DateOccupancy</w:t>
+            </w:r>
+            <w:proofErr w:type="spellEnd"/>
+            <w:r>
+              <w:rPr>
+                <w:rFonts w:ascii="Calibri Light" w:hAnsi="Calibri Light" w:cs="Calibri Light"/>
+                <w:sz w:val="20"/>
+                <w:szCs w:val="20"/>
+              </w:rPr>
+              <w:t>}}</w:t>
             </w:r>
           </w:p>
         </w:tc>
@@ -659,6 +562,14 @@
                 <w:sz w:val="20"/>
                 <w:szCs w:val="20"/>
               </w:rPr>
+              <w:t>{</w:t>
+            </w:r>
+            <w:r>
+              <w:rPr>
+                <w:rFonts w:ascii="Calibri Light" w:hAnsi="Calibri Light" w:cs="Calibri Light"/>
+                <w:sz w:val="20"/>
+                <w:szCs w:val="20"/>
+              </w:rPr>
               <w:fldChar w:fldCharType="begin"/>
             </w:r>
             <w:r>
@@ -693,6 +604,14 @@
                 <w:szCs w:val="20"/>
               </w:rPr>
               <w:fldChar w:fldCharType="end"/>
+            </w:r>
+            <w:r>
+              <w:rPr>
+                <w:rFonts w:ascii="Calibri Light" w:hAnsi="Calibri Light" w:cs="Calibri Light"/>
+                <w:sz w:val="20"/>
+                <w:szCs w:val="20"/>
+              </w:rPr>
+              <w:t>}</w:t>
             </w:r>
           </w:p>
         </w:tc>
@@ -1025,6 +944,7 @@
           </w:p>
         </w:tc>
       </w:tr>
+      <w:bookmarkStart w:id="0" w:name="_Hlk211347869"/>
       <w:tr>
         <w:trPr>
           <w:trHeight w:val="423"/>
@@ -1042,13 +962,54 @@
           </w:tcPr>
           <w:p>
             <w:pPr>
-              <w:rPr>
-                <w:rFonts w:ascii="Calibri Light" w:hAnsi="Calibri Light" w:cs="Calibri Light"/>
-                <w:sz w:val="20"/>
-                <w:szCs w:val="20"/>
-              </w:rPr>
-            </w:pPr>
-            <w:bookmarkStart w:id="0" w:name="_Hlk211347869"/>
+              <w:jc w:val="center"/>
+              <w:rPr>
+                <w:rFonts w:ascii="Calibri Light" w:hAnsi="Calibri Light" w:cs="Calibri Light"/>
+                <w:sz w:val="20"/>
+                <w:szCs w:val="20"/>
+              </w:rPr>
+            </w:pPr>
+            <w:r>
+              <w:rPr>
+                <w:rFonts w:ascii="Calibri Light" w:hAnsi="Calibri Light" w:cs="Calibri Light"/>
+                <w:sz w:val="20"/>
+                <w:szCs w:val="20"/>
+              </w:rPr>
+              <w:fldChar w:fldCharType="begin"/>
+            </w:r>
+            <w:r>
+              <w:rPr>
+                <w:rFonts w:ascii="Calibri Light" w:hAnsi="Calibri Light" w:cs="Calibri Light"/>
+                <w:sz w:val="20"/>
+                <w:szCs w:val="20"/>
+              </w:rPr>
+              <w:instrText xml:space="preserve"> MERGEFIELD Payment_Table </w:instrText>
+            </w:r>
+            <w:r>
+              <w:rPr>
+                <w:rFonts w:ascii="Calibri Light" w:hAnsi="Calibri Light" w:cs="Calibri Light"/>
+                <w:sz w:val="20"/>
+                <w:szCs w:val="20"/>
+              </w:rPr>
+              <w:fldChar w:fldCharType="separate"/>
+            </w:r>
+            <w:r>
+              <w:rPr>
+                <w:rFonts w:ascii="Calibri Light" w:hAnsi="Calibri Light" w:cs="Calibri Light"/>
+                <w:noProof/>
+                <w:sz w:val="20"/>
+                <w:szCs w:val="20"/>
+              </w:rPr>
+              <w:t>Teachers Main Pay Scale</w:t>
+            </w:r>
+            <w:r>
+              <w:rPr>
+                <w:rFonts w:ascii="Calibri Light" w:hAnsi="Calibri Light" w:cs="Calibri Light"/>
+                <w:sz w:val="20"/>
+                <w:szCs w:val="20"/>
+              </w:rPr>
+              <w:fldChar w:fldCharType="end"/>
+            </w:r>
           </w:p>
         </w:tc>
         <w:tc>
@@ -1071,6 +1032,47 @@
                 <w:szCs w:val="20"/>
               </w:rPr>
             </w:pPr>
+            <w:r>
+              <w:rPr>
+                <w:rFonts w:ascii="Calibri Light" w:hAnsi="Calibri Light" w:cs="Calibri Light"/>
+                <w:sz w:val="20"/>
+                <w:szCs w:val="20"/>
+              </w:rPr>
+              <w:fldChar w:fldCharType="begin"/>
+            </w:r>
+            <w:r>
+              <w:rPr>
+                <w:rFonts w:ascii="Calibri Light" w:hAnsi="Calibri Light" w:cs="Calibri Light"/>
+                <w:sz w:val="20"/>
+                <w:szCs w:val="20"/>
+              </w:rPr>
+              <w:instrText xml:space="preserve"> MERGEFIELD Actual_ScalepointPosn_Payscale </w:instrText>
+            </w:r>
+            <w:r>
+              <w:rPr>
+                <w:rFonts w:ascii="Calibri Light" w:hAnsi="Calibri Light" w:cs="Calibri Light"/>
+                <w:sz w:val="20"/>
+                <w:szCs w:val="20"/>
+              </w:rPr>
+              <w:fldChar w:fldCharType="separate"/>
+            </w:r>
+            <w:r>
+              <w:rPr>
+                <w:rFonts w:ascii="Calibri Light" w:hAnsi="Calibri Light" w:cs="Calibri Light"/>
+                <w:noProof/>
+                <w:sz w:val="20"/>
+                <w:szCs w:val="20"/>
+              </w:rPr>
+              <w:t>00006</w:t>
+            </w:r>
+            <w:r>
+              <w:rPr>
+                <w:rFonts w:ascii="Calibri Light" w:hAnsi="Calibri Light" w:cs="Calibri Light"/>
+                <w:sz w:val="20"/>
+                <w:szCs w:val="20"/>
+              </w:rPr>
+              <w:fldChar w:fldCharType="end"/>
+            </w:r>
           </w:p>
         </w:tc>
         <w:tc>
@@ -1093,6 +1095,47 @@
                 <w:szCs w:val="20"/>
               </w:rPr>
             </w:pPr>
+            <w:r>
+              <w:rPr>
+                <w:rFonts w:ascii="Calibri Light" w:hAnsi="Calibri Light" w:cs="Calibri Light"/>
+                <w:sz w:val="20"/>
+                <w:szCs w:val="20"/>
+              </w:rPr>
+              <w:fldChar w:fldCharType="begin"/>
+            </w:r>
+            <w:r>
+              <w:rPr>
+                <w:rFonts w:ascii="Calibri Light" w:hAnsi="Calibri Light" w:cs="Calibri Light"/>
+                <w:sz w:val="20"/>
+                <w:szCs w:val="20"/>
+              </w:rPr>
+              <w:instrText xml:space="preserve"> MERGEFIELD FTE_Salary</w:instrText>
+            </w:r>
+            <w:r>
+              <w:rPr>
+                <w:rFonts w:ascii="Calibri Light" w:hAnsi="Calibri Light" w:cs="Calibri Light"/>
+                <w:sz w:val="20"/>
+                <w:szCs w:val="20"/>
+              </w:rPr>
+              <w:fldChar w:fldCharType="separate"/>
+            </w:r>
+            <w:r>
+              <w:rPr>
+                <w:rFonts w:ascii="Calibri Light" w:hAnsi="Calibri Light" w:cs="Calibri Light"/>
+                <w:noProof/>
+                <w:sz w:val="20"/>
+                <w:szCs w:val="20"/>
+              </w:rPr>
+              <w:t>£45350.00</w:t>
+            </w:r>
+            <w:r>
+              <w:rPr>
+                <w:rFonts w:ascii="Calibri Light" w:hAnsi="Calibri Light" w:cs="Calibri Light"/>
+                <w:sz w:val="20"/>
+                <w:szCs w:val="20"/>
+              </w:rPr>
+              <w:fldChar w:fldCharType="end"/>
+            </w:r>
           </w:p>
         </w:tc>
         <w:tc>
@@ -1115,6 +1158,47 @@
                 <w:szCs w:val="20"/>
               </w:rPr>
             </w:pPr>
+            <w:r>
+              <w:rPr>
+                <w:rFonts w:ascii="Calibri Light" w:hAnsi="Calibri Light" w:cs="Calibri Light"/>
+                <w:sz w:val="20"/>
+                <w:szCs w:val="20"/>
+              </w:rPr>
+              <w:fldChar w:fldCharType="begin"/>
+            </w:r>
+            <w:r>
+              <w:rPr>
+                <w:rFonts w:ascii="Calibri Light" w:hAnsi="Calibri Light" w:cs="Calibri Light"/>
+                <w:sz w:val="20"/>
+                <w:szCs w:val="20"/>
+              </w:rPr>
+              <w:instrText xml:space="preserve"> MERGEFIELD ProRata_Pay</w:instrText>
+            </w:r>
+            <w:r>
+              <w:rPr>
+                <w:rFonts w:ascii="Calibri Light" w:hAnsi="Calibri Light" w:cs="Calibri Light"/>
+                <w:sz w:val="20"/>
+                <w:szCs w:val="20"/>
+              </w:rPr>
+              <w:fldChar w:fldCharType="separate"/>
+            </w:r>
+            <w:r>
+              <w:rPr>
+                <w:rFonts w:ascii="Calibri Light" w:hAnsi="Calibri Light" w:cs="Calibri Light"/>
+                <w:noProof/>
+                <w:sz w:val="20"/>
+                <w:szCs w:val="20"/>
+              </w:rPr>
+              <w:t>£45350.00</w:t>
+            </w:r>
+            <w:r>
+              <w:rPr>
+                <w:rFonts w:ascii="Calibri Light" w:hAnsi="Calibri Light" w:cs="Calibri Light"/>
+                <w:sz w:val="20"/>
+                <w:szCs w:val="20"/>
+              </w:rPr>
+              <w:fldChar w:fldCharType="end"/>
+            </w:r>
           </w:p>
         </w:tc>
       </w:tr>
@@ -1250,6 +1334,658 @@
           </w:p>
         </w:tc>
       </w:tr>
+      <w:bookmarkStart w:id="1" w:name="_Hlk211349452"/>
+      <w:tr>
+        <w:trPr>
+          <w:jc w:val="center"/>
+        </w:trPr>
+        <w:tc>
+          <w:tcPr>
+            <w:tcW w:w="3216" w:type="dxa"/>
+          </w:tcPr>
+          <w:p>
+            <w:pPr>
+              <w:jc w:val="center"/>
+              <w:rPr>
+                <w:rFonts w:ascii="Calibri Light" w:hAnsi="Calibri Light" w:cs="Calibri Light"/>
+                <w:sz w:val="20"/>
+                <w:szCs w:val="20"/>
+              </w:rPr>
+            </w:pPr>
+            <w:r>
+              <w:rPr>
+                <w:rFonts w:ascii="Calibri Light" w:hAnsi="Calibri Light" w:cs="Calibri Light"/>
+                <w:sz w:val="20"/>
+                <w:szCs w:val="20"/>
+              </w:rPr>
+              <w:fldChar w:fldCharType="begin"/>
+            </w:r>
+            <w:r>
+              <w:rPr>
+                <w:rFonts w:ascii="Calibri Light" w:hAnsi="Calibri Light" w:cs="Calibri Light"/>
+                <w:sz w:val="20"/>
+                <w:szCs w:val="20"/>
+              </w:rPr>
+              <w:instrText xml:space="preserve"> if </w:instrText>
+            </w:r>
+            <w:r>
+              <w:rPr>
+                <w:rFonts w:ascii="Calibri Light" w:hAnsi="Calibri Light" w:cs="Calibri Light"/>
+                <w:sz w:val="20"/>
+                <w:szCs w:val="20"/>
+              </w:rPr>
+              <w:fldChar w:fldCharType="begin"/>
+            </w:r>
+            <w:r>
+              <w:rPr>
+                <w:rFonts w:ascii="Calibri Light" w:hAnsi="Calibri Light" w:cs="Calibri Light"/>
+                <w:sz w:val="20"/>
+                <w:szCs w:val="20"/>
+              </w:rPr>
+              <w:instrText xml:space="preserve"> MERGEFIELD TLR1 </w:instrText>
+            </w:r>
+            <w:r>
+              <w:rPr>
+                <w:rFonts w:ascii="Calibri Light" w:hAnsi="Calibri Light" w:cs="Calibri Light"/>
+                <w:sz w:val="20"/>
+                <w:szCs w:val="20"/>
+              </w:rPr>
+              <w:fldChar w:fldCharType="end"/>
+            </w:r>
+            <w:r>
+              <w:rPr>
+                <w:rFonts w:ascii="Calibri Light" w:hAnsi="Calibri Light" w:cs="Calibri Light"/>
+                <w:sz w:val="20"/>
+                <w:szCs w:val="20"/>
+              </w:rPr>
+              <w:instrText xml:space="preserve"> &gt; 0 "TLR1</w:instrText>
+            </w:r>
+          </w:p>
+          <w:p>
+            <w:pPr>
+              <w:jc w:val="center"/>
+              <w:rPr>
+                <w:rFonts w:ascii="Calibri Light" w:hAnsi="Calibri Light" w:cs="Calibri Light"/>
+                <w:sz w:val="20"/>
+                <w:szCs w:val="20"/>
+              </w:rPr>
+            </w:pPr>
+            <w:r>
+              <w:rPr>
+                <w:rFonts w:ascii="Calibri Light" w:hAnsi="Calibri Light" w:cs="Calibri Light"/>
+                <w:sz w:val="20"/>
+                <w:szCs w:val="20"/>
+              </w:rPr>
+              <w:instrText>"""</w:instrText>
+            </w:r>
+            <w:r>
+              <w:rPr>
+                <w:rFonts w:ascii="Calibri Light" w:hAnsi="Calibri Light" w:cs="Calibri Light"/>
+                <w:sz w:val="20"/>
+                <w:szCs w:val="20"/>
+              </w:rPr>
+              <w:fldChar w:fldCharType="end"/>
+            </w:r>
+          </w:p>
+          <w:p>
+            <w:pPr>
+              <w:jc w:val="center"/>
+              <w:rPr>
+                <w:rFonts w:ascii="Calibri Light" w:hAnsi="Calibri Light" w:cs="Calibri Light"/>
+                <w:sz w:val="20"/>
+                <w:szCs w:val="20"/>
+              </w:rPr>
+            </w:pPr>
+            <w:r>
+              <w:rPr>
+                <w:rFonts w:ascii="Calibri Light" w:hAnsi="Calibri Light" w:cs="Calibri Light"/>
+                <w:sz w:val="20"/>
+                <w:szCs w:val="20"/>
+              </w:rPr>
+              <w:fldChar w:fldCharType="begin"/>
+            </w:r>
+            <w:r>
+              <w:rPr>
+                <w:rFonts w:ascii="Calibri Light" w:hAnsi="Calibri Light" w:cs="Calibri Light"/>
+                <w:sz w:val="20"/>
+                <w:szCs w:val="20"/>
+              </w:rPr>
+              <w:instrText xml:space="preserve">if </w:instrText>
+            </w:r>
+            <w:r>
+              <w:rPr>
+                <w:rFonts w:ascii="Calibri Light" w:hAnsi="Calibri Light" w:cs="Calibri Light"/>
+                <w:sz w:val="20"/>
+                <w:szCs w:val="20"/>
+              </w:rPr>
+              <w:fldChar w:fldCharType="begin"/>
+            </w:r>
+            <w:r>
+              <w:rPr>
+                <w:rFonts w:ascii="Calibri Light" w:hAnsi="Calibri Light" w:cs="Calibri Light"/>
+                <w:sz w:val="20"/>
+                <w:szCs w:val="20"/>
+              </w:rPr>
+              <w:instrText xml:space="preserve"> MERGEFIELD TLR1__Actual </w:instrText>
+            </w:r>
+            <w:r>
+              <w:rPr>
+                <w:rFonts w:ascii="Calibri Light" w:hAnsi="Calibri Light" w:cs="Calibri Light"/>
+                <w:sz w:val="20"/>
+                <w:szCs w:val="20"/>
+              </w:rPr>
+              <w:fldChar w:fldCharType="end"/>
+            </w:r>
+            <w:r>
+              <w:rPr>
+                <w:rFonts w:ascii="Calibri Light" w:hAnsi="Calibri Light" w:cs="Calibri Light"/>
+                <w:sz w:val="20"/>
+                <w:szCs w:val="20"/>
+              </w:rPr>
+              <w:instrText xml:space="preserve"> &gt; 0 "TLR1 - Actual</w:instrText>
+            </w:r>
+          </w:p>
+          <w:p>
+            <w:pPr>
+              <w:jc w:val="center"/>
+              <w:rPr>
+                <w:rFonts w:ascii="Calibri Light" w:hAnsi="Calibri Light" w:cs="Calibri Light"/>
+                <w:sz w:val="20"/>
+                <w:szCs w:val="20"/>
+              </w:rPr>
+            </w:pPr>
+            <w:r>
+              <w:rPr>
+                <w:rFonts w:ascii="Calibri Light" w:hAnsi="Calibri Light" w:cs="Calibri Light"/>
+                <w:sz w:val="20"/>
+                <w:szCs w:val="20"/>
+              </w:rPr>
+              <w:instrText>"""</w:instrText>
+            </w:r>
+            <w:r>
+              <w:rPr>
+                <w:rFonts w:ascii="Calibri Light" w:hAnsi="Calibri Light" w:cs="Calibri Light"/>
+                <w:sz w:val="20"/>
+                <w:szCs w:val="20"/>
+              </w:rPr>
+              <w:fldChar w:fldCharType="end"/>
+            </w:r>
+            <w:r>
+              <w:rPr>
+                <w:rFonts w:ascii="Calibri Light" w:hAnsi="Calibri Light" w:cs="Calibri Light"/>
+                <w:sz w:val="20"/>
+                <w:szCs w:val="20"/>
+              </w:rPr>
+              <w:fldChar w:fldCharType="begin"/>
+            </w:r>
+            <w:r>
+              <w:rPr>
+                <w:rFonts w:ascii="Calibri Light" w:hAnsi="Calibri Light" w:cs="Calibri Light"/>
+                <w:sz w:val="20"/>
+                <w:szCs w:val="20"/>
+              </w:rPr>
+              <w:instrText xml:space="preserve">if </w:instrText>
+            </w:r>
+            <w:r>
+              <w:rPr>
+                <w:rFonts w:ascii="Calibri Light" w:hAnsi="Calibri Light" w:cs="Calibri Light"/>
+                <w:sz w:val="20"/>
+                <w:szCs w:val="20"/>
+              </w:rPr>
+              <w:fldChar w:fldCharType="begin"/>
+            </w:r>
+            <w:r>
+              <w:rPr>
+                <w:rFonts w:ascii="Calibri Light" w:hAnsi="Calibri Light" w:cs="Calibri Light"/>
+                <w:sz w:val="20"/>
+                <w:szCs w:val="20"/>
+              </w:rPr>
+              <w:instrText>MERGEFIELD TLR1a</w:instrText>
+            </w:r>
+            <w:r>
+              <w:rPr>
+                <w:rFonts w:ascii="Calibri Light" w:hAnsi="Calibri Light" w:cs="Calibri Light"/>
+                <w:sz w:val="20"/>
+                <w:szCs w:val="20"/>
+              </w:rPr>
+              <w:fldChar w:fldCharType="end"/>
+            </w:r>
+            <w:r>
+              <w:rPr>
+                <w:rFonts w:ascii="Calibri Light" w:hAnsi="Calibri Light" w:cs="Calibri Light"/>
+                <w:sz w:val="20"/>
+                <w:szCs w:val="20"/>
+              </w:rPr>
+              <w:instrText>&gt; 0 "TLR1a</w:instrText>
+            </w:r>
+          </w:p>
+          <w:p>
+            <w:pPr>
+              <w:jc w:val="center"/>
+              <w:rPr>
+                <w:rFonts w:ascii="Calibri Light" w:hAnsi="Calibri Light" w:cs="Calibri Light"/>
+                <w:sz w:val="20"/>
+                <w:szCs w:val="20"/>
+              </w:rPr>
+            </w:pPr>
+            <w:r>
+              <w:rPr>
+                <w:rFonts w:ascii="Calibri Light" w:hAnsi="Calibri Light" w:cs="Calibri Light"/>
+                <w:sz w:val="20"/>
+                <w:szCs w:val="20"/>
+              </w:rPr>
+              <w:instrText>"""</w:instrText>
+            </w:r>
+            <w:r>
+              <w:rPr>
+                <w:rFonts w:ascii="Calibri Light" w:hAnsi="Calibri Light" w:cs="Calibri Light"/>
+                <w:sz w:val="20"/>
+                <w:szCs w:val="20"/>
+              </w:rPr>
+              <w:fldChar w:fldCharType="end"/>
+            </w:r>
+            <w:r>
+              <w:rPr>
+                <w:rFonts w:ascii="Calibri Light" w:hAnsi="Calibri Light" w:cs="Calibri Light"/>
+                <w:sz w:val="20"/>
+                <w:szCs w:val="20"/>
+              </w:rPr>
+              <w:fldChar w:fldCharType="begin"/>
+            </w:r>
+            <w:r>
+              <w:rPr>
+                <w:rFonts w:ascii="Calibri Light" w:hAnsi="Calibri Light" w:cs="Calibri Light"/>
+                <w:sz w:val="20"/>
+                <w:szCs w:val="20"/>
+              </w:rPr>
+              <w:instrText xml:space="preserve">if </w:instrText>
+            </w:r>
+            <w:r>
+              <w:rPr>
+                <w:rFonts w:ascii="Calibri Light" w:hAnsi="Calibri Light" w:cs="Calibri Light"/>
+                <w:sz w:val="20"/>
+                <w:szCs w:val="20"/>
+              </w:rPr>
+              <w:fldChar w:fldCharType="begin"/>
+            </w:r>
+            <w:r>
+              <w:rPr>
+                <w:rFonts w:ascii="Calibri Light" w:hAnsi="Calibri Light" w:cs="Calibri Light"/>
+                <w:sz w:val="20"/>
+                <w:szCs w:val="20"/>
+              </w:rPr>
+              <w:instrText xml:space="preserve"> MERGEFIELD TLR1b</w:instrText>
+            </w:r>
+            <w:r>
+              <w:rPr>
+                <w:rFonts w:ascii="Calibri Light" w:hAnsi="Calibri Light" w:cs="Calibri Light"/>
+                <w:sz w:val="20"/>
+                <w:szCs w:val="20"/>
+              </w:rPr>
+              <w:fldChar w:fldCharType="end"/>
+            </w:r>
+            <w:r>
+              <w:rPr>
+                <w:rFonts w:ascii="Calibri Light" w:hAnsi="Calibri Light" w:cs="Calibri Light"/>
+                <w:sz w:val="20"/>
+                <w:szCs w:val="20"/>
+              </w:rPr>
+              <w:instrText xml:space="preserve"> &gt; 0 "TLR1b</w:instrText>
+            </w:r>
+          </w:p>
+          <w:p>
+            <w:pPr>
+              <w:jc w:val="center"/>
+              <w:rPr>
+                <w:rFonts w:ascii="Calibri Light" w:hAnsi="Calibri Light" w:cs="Calibri Light"/>
+                <w:sz w:val="20"/>
+                <w:szCs w:val="20"/>
+              </w:rPr>
+            </w:pPr>
+            <w:r>
+              <w:rPr>
+                <w:rFonts w:ascii="Calibri Light" w:hAnsi="Calibri Light" w:cs="Calibri Light"/>
+                <w:sz w:val="20"/>
+                <w:szCs w:val="20"/>
+              </w:rPr>
+              <w:instrText>"""</w:instrText>
+            </w:r>
+            <w:r>
+              <w:rPr>
+                <w:rFonts w:ascii="Calibri Light" w:hAnsi="Calibri Light" w:cs="Calibri Light"/>
+                <w:sz w:val="20"/>
+                <w:szCs w:val="20"/>
+              </w:rPr>
+              <w:fldChar w:fldCharType="end"/>
+            </w:r>
+            <w:r>
+              <w:rPr>
+                <w:rFonts w:ascii="Calibri Light" w:hAnsi="Calibri Light" w:cs="Calibri Light"/>
+                <w:sz w:val="20"/>
+                <w:szCs w:val="20"/>
+              </w:rPr>
+              <w:fldChar w:fldCharType="begin"/>
+            </w:r>
+            <w:r>
+              <w:rPr>
+                <w:rFonts w:ascii="Calibri Light" w:hAnsi="Calibri Light" w:cs="Calibri Light"/>
+                <w:sz w:val="20"/>
+                <w:szCs w:val="20"/>
+              </w:rPr>
+              <w:instrText xml:space="preserve">if </w:instrText>
+            </w:r>
+            <w:r>
+              <w:rPr>
+                <w:rFonts w:ascii="Calibri Light" w:hAnsi="Calibri Light" w:cs="Calibri Light"/>
+                <w:sz w:val="20"/>
+                <w:szCs w:val="20"/>
+              </w:rPr>
+              <w:fldChar w:fldCharType="begin"/>
+            </w:r>
+            <w:r>
+              <w:rPr>
+                <w:rFonts w:ascii="Calibri Light" w:hAnsi="Calibri Light" w:cs="Calibri Light"/>
+                <w:sz w:val="20"/>
+                <w:szCs w:val="20"/>
+              </w:rPr>
+              <w:instrText xml:space="preserve"> MERGEFIELD TLR1c</w:instrText>
+            </w:r>
+            <w:r>
+              <w:rPr>
+                <w:rFonts w:ascii="Calibri Light" w:hAnsi="Calibri Light" w:cs="Calibri Light"/>
+                <w:sz w:val="20"/>
+                <w:szCs w:val="20"/>
+              </w:rPr>
+              <w:fldChar w:fldCharType="end"/>
+            </w:r>
+            <w:r>
+              <w:rPr>
+                <w:rFonts w:ascii="Calibri Light" w:hAnsi="Calibri Light" w:cs="Calibri Light"/>
+                <w:sz w:val="20"/>
+                <w:szCs w:val="20"/>
+              </w:rPr>
+              <w:instrText xml:space="preserve"> &gt; 0 "TLR1c</w:instrText>
+            </w:r>
+          </w:p>
+          <w:p>
+            <w:pPr>
+              <w:jc w:val="center"/>
+              <w:rPr>
+                <w:rFonts w:ascii="Calibri Light" w:hAnsi="Calibri Light" w:cs="Calibri Light"/>
+                <w:sz w:val="20"/>
+                <w:szCs w:val="20"/>
+              </w:rPr>
+            </w:pPr>
+            <w:r>
+              <w:rPr>
+                <w:rFonts w:ascii="Calibri Light" w:hAnsi="Calibri Light" w:cs="Calibri Light"/>
+                <w:sz w:val="20"/>
+                <w:szCs w:val="20"/>
+              </w:rPr>
+              <w:instrText>"""</w:instrText>
+            </w:r>
+            <w:r>
+              <w:rPr>
+                <w:rFonts w:ascii="Calibri Light" w:hAnsi="Calibri Light" w:cs="Calibri Light"/>
+                <w:sz w:val="20"/>
+                <w:szCs w:val="20"/>
+              </w:rPr>
+              <w:fldChar w:fldCharType="end"/>
+            </w:r>
+          </w:p>
+          <w:p>
+            <w:pPr>
+              <w:tabs>
+                <w:tab w:val="left" w:pos="238"/>
+              </w:tabs>
+              <w:jc w:val="center"/>
+              <w:rPr>
+                <w:rFonts w:ascii="Calibri Light" w:hAnsi="Calibri Light" w:cs="Calibri Light"/>
+                <w:sz w:val="20"/>
+                <w:szCs w:val="20"/>
+              </w:rPr>
+            </w:pPr>
+          </w:p>
+        </w:tc>
+        <w:tc>
+          <w:tcPr>
+            <w:tcW w:w="2814" w:type="dxa"/>
+          </w:tcPr>
+          <w:p>
+            <w:pPr>
+              <w:tabs>
+                <w:tab w:val="left" w:pos="238"/>
+              </w:tabs>
+              <w:jc w:val="center"/>
+              <w:rPr>
+                <w:rFonts w:ascii="Calibri Light" w:hAnsi="Calibri Light" w:cs="Calibri Light"/>
+                <w:sz w:val="20"/>
+                <w:szCs w:val="20"/>
+              </w:rPr>
+            </w:pPr>
+          </w:p>
+        </w:tc>
+        <w:tc>
+          <w:tcPr>
+            <w:tcW w:w="2986" w:type="dxa"/>
+          </w:tcPr>
+          <w:p>
+            <w:pPr>
+              <w:jc w:val="center"/>
+              <w:rPr>
+                <w:rFonts w:ascii="Calibri Light" w:hAnsi="Calibri Light" w:cs="Calibri Light"/>
+                <w:sz w:val="20"/>
+                <w:szCs w:val="20"/>
+              </w:rPr>
+            </w:pPr>
+            <w:r>
+              <w:rPr>
+                <w:rFonts w:ascii="Calibri Light" w:hAnsi="Calibri Light" w:cs="Calibri Light"/>
+                <w:sz w:val="20"/>
+                <w:szCs w:val="20"/>
+              </w:rPr>
+              <w:fldChar w:fldCharType="begin"/>
+            </w:r>
+            <w:r>
+              <w:rPr>
+                <w:rFonts w:ascii="Calibri Light" w:hAnsi="Calibri Light" w:cs="Calibri Light"/>
+                <w:sz w:val="20"/>
+                <w:szCs w:val="20"/>
+              </w:rPr>
+              <w:instrText xml:space="preserve"> MERGEFIELD TLR1</w:instrText>
+            </w:r>
+            <w:r>
+              <w:rPr>
+                <w:rFonts w:ascii="Calibri Light" w:hAnsi="Calibri Light" w:cs="Calibri Light"/>
+                <w:sz w:val="20"/>
+                <w:szCs w:val="20"/>
+              </w:rPr>
+              <w:fldChar w:fldCharType="end"/>
+            </w:r>
+          </w:p>
+          <w:p>
+            <w:pPr>
+              <w:jc w:val="center"/>
+              <w:rPr>
+                <w:rFonts w:ascii="Calibri Light" w:hAnsi="Calibri Light" w:cs="Calibri Light"/>
+                <w:sz w:val="20"/>
+                <w:szCs w:val="20"/>
+              </w:rPr>
+            </w:pPr>
+            <w:r>
+              <w:rPr>
+                <w:rFonts w:ascii="Calibri Light" w:hAnsi="Calibri Light" w:cs="Calibri Light"/>
+                <w:sz w:val="20"/>
+                <w:szCs w:val="20"/>
+              </w:rPr>
+              <w:fldChar w:fldCharType="begin"/>
+            </w:r>
+            <w:r>
+              <w:rPr>
+                <w:rFonts w:ascii="Calibri Light" w:hAnsi="Calibri Light" w:cs="Calibri Light"/>
+                <w:sz w:val="20"/>
+                <w:szCs w:val="20"/>
+              </w:rPr>
+              <w:instrText xml:space="preserve"> MERGEFIELD TLR1__Actual</w:instrText>
+            </w:r>
+            <w:r>
+              <w:rPr>
+                <w:rFonts w:ascii="Calibri Light" w:hAnsi="Calibri Light" w:cs="Calibri Light"/>
+                <w:sz w:val="20"/>
+                <w:szCs w:val="20"/>
+              </w:rPr>
+              <w:fldChar w:fldCharType="end"/>
+            </w:r>
+          </w:p>
+          <w:p>
+            <w:pPr>
+              <w:jc w:val="center"/>
+              <w:rPr>
+                <w:rFonts w:ascii="Calibri Light" w:hAnsi="Calibri Light" w:cs="Calibri Light"/>
+                <w:sz w:val="20"/>
+                <w:szCs w:val="20"/>
+              </w:rPr>
+            </w:pPr>
+            <w:r>
+              <w:rPr>
+                <w:rFonts w:ascii="Calibri Light" w:hAnsi="Calibri Light" w:cs="Calibri Light"/>
+                <w:sz w:val="20"/>
+                <w:szCs w:val="20"/>
+              </w:rPr>
+              <w:fldChar w:fldCharType="begin"/>
+            </w:r>
+            <w:r>
+              <w:rPr>
+                <w:rFonts w:ascii="Calibri Light" w:hAnsi="Calibri Light" w:cs="Calibri Light"/>
+                <w:sz w:val="20"/>
+                <w:szCs w:val="20"/>
+              </w:rPr>
+              <w:instrText xml:space="preserve"> MERGEFIELD TLR1a</w:instrText>
+            </w:r>
+            <w:r>
+              <w:rPr>
+                <w:rFonts w:ascii="Calibri Light" w:hAnsi="Calibri Light" w:cs="Calibri Light"/>
+                <w:sz w:val="20"/>
+                <w:szCs w:val="20"/>
+              </w:rPr>
+              <w:fldChar w:fldCharType="end"/>
+            </w:r>
+          </w:p>
+          <w:p>
+            <w:pPr>
+              <w:jc w:val="center"/>
+              <w:rPr>
+                <w:rFonts w:ascii="Calibri Light" w:hAnsi="Calibri Light" w:cs="Calibri Light"/>
+                <w:sz w:val="20"/>
+                <w:szCs w:val="20"/>
+              </w:rPr>
+            </w:pPr>
+            <w:r>
+              <w:rPr>
+                <w:rFonts w:ascii="Calibri Light" w:hAnsi="Calibri Light" w:cs="Calibri Light"/>
+                <w:sz w:val="20"/>
+                <w:szCs w:val="20"/>
+              </w:rPr>
+              <w:fldChar w:fldCharType="begin"/>
+            </w:r>
+            <w:r>
+              <w:rPr>
+                <w:rFonts w:ascii="Calibri Light" w:hAnsi="Calibri Light" w:cs="Calibri Light"/>
+                <w:sz w:val="20"/>
+                <w:szCs w:val="20"/>
+              </w:rPr>
+              <w:instrText xml:space="preserve"> MERGEFIELD TLR1b</w:instrText>
+            </w:r>
+            <w:r>
+              <w:rPr>
+                <w:rFonts w:ascii="Calibri Light" w:hAnsi="Calibri Light" w:cs="Calibri Light"/>
+                <w:sz w:val="20"/>
+                <w:szCs w:val="20"/>
+              </w:rPr>
+              <w:fldChar w:fldCharType="end"/>
+            </w:r>
+          </w:p>
+          <w:p>
+            <w:pPr>
+              <w:jc w:val="center"/>
+              <w:rPr>
+                <w:rFonts w:ascii="Calibri Light" w:hAnsi="Calibri Light" w:cs="Calibri Light"/>
+                <w:sz w:val="20"/>
+                <w:szCs w:val="20"/>
+              </w:rPr>
+            </w:pPr>
+            <w:r>
+              <w:rPr>
+                <w:rFonts w:ascii="Calibri Light" w:hAnsi="Calibri Light" w:cs="Calibri Light"/>
+                <w:sz w:val="20"/>
+                <w:szCs w:val="20"/>
+              </w:rPr>
+              <w:fldChar w:fldCharType="begin"/>
+            </w:r>
+            <w:r>
+              <w:rPr>
+                <w:rFonts w:ascii="Calibri Light" w:hAnsi="Calibri Light" w:cs="Calibri Light"/>
+                <w:sz w:val="20"/>
+                <w:szCs w:val="20"/>
+              </w:rPr>
+              <w:instrText xml:space="preserve"> MERGEFIELD TLR1c</w:instrText>
+            </w:r>
+            <w:r>
+              <w:rPr>
+                <w:rFonts w:ascii="Calibri Light" w:hAnsi="Calibri Light" w:cs="Calibri Light"/>
+                <w:sz w:val="20"/>
+                <w:szCs w:val="20"/>
+              </w:rPr>
+              <w:fldChar w:fldCharType="end"/>
+            </w:r>
+          </w:p>
+          <w:p>
+            <w:pPr>
+              <w:jc w:val="center"/>
+              <w:rPr>
+                <w:rFonts w:ascii="Calibri Light" w:hAnsi="Calibri Light" w:cs="Calibri Light"/>
+                <w:sz w:val="20"/>
+                <w:szCs w:val="20"/>
+              </w:rPr>
+            </w:pPr>
+            <w:r>
+              <w:rPr>
+                <w:rFonts w:ascii="Calibri Light" w:hAnsi="Calibri Light" w:cs="Calibri Light"/>
+                <w:sz w:val="20"/>
+                <w:szCs w:val="20"/>
+              </w:rPr>
+              <w:fldChar w:fldCharType="begin"/>
+            </w:r>
+            <w:r>
+              <w:rPr>
+                <w:rFonts w:ascii="Calibri Light" w:hAnsi="Calibri Light" w:cs="Calibri Light"/>
+                <w:sz w:val="20"/>
+                <w:szCs w:val="20"/>
+              </w:rPr>
+              <w:instrText xml:space="preserve"> MERGEFIELD TLR1d </w:instrText>
+            </w:r>
+            <w:r>
+              <w:rPr>
+                <w:rFonts w:ascii="Calibri Light" w:hAnsi="Calibri Light" w:cs="Calibri Light"/>
+                <w:sz w:val="20"/>
+                <w:szCs w:val="20"/>
+              </w:rPr>
+              <w:fldChar w:fldCharType="end"/>
+            </w:r>
+          </w:p>
+          <w:p>
+            <w:pPr>
+              <w:jc w:val="center"/>
+              <w:rPr>
+                <w:rFonts w:ascii="Calibri Light" w:hAnsi="Calibri Light" w:cs="Calibri Light"/>
+                <w:sz w:val="20"/>
+                <w:szCs w:val="20"/>
+              </w:rPr>
+            </w:pPr>
+          </w:p>
+        </w:tc>
+      </w:tr>
+      <w:bookmarkEnd w:id="1"/>
     </w:tbl>
     <w:p>
       <w:pPr>
@@ -1447,6 +2183,47 @@
                 <w:szCs w:val="20"/>
               </w:rPr>
             </w:pPr>
+            <w:r>
+              <w:rPr>
+                <w:rFonts w:ascii="Calibri Light" w:hAnsi="Calibri Light" w:cs="Calibri Light"/>
+                <w:sz w:val="20"/>
+                <w:szCs w:val="20"/>
+              </w:rPr>
+              <w:fldChar w:fldCharType="begin"/>
+            </w:r>
+            <w:r>
+              <w:rPr>
+                <w:rFonts w:ascii="Calibri Light" w:hAnsi="Calibri Light" w:cs="Calibri Light"/>
+                <w:sz w:val="20"/>
+                <w:szCs w:val="20"/>
+              </w:rPr>
+              <w:instrText xml:space="preserve"> MERGEFIELD FTE</w:instrText>
+            </w:r>
+            <w:r>
+              <w:rPr>
+                <w:rFonts w:ascii="Calibri Light" w:hAnsi="Calibri Light" w:cs="Calibri Light"/>
+                <w:sz w:val="20"/>
+                <w:szCs w:val="20"/>
+              </w:rPr>
+              <w:fldChar w:fldCharType="separate"/>
+            </w:r>
+            <w:r>
+              <w:rPr>
+                <w:rFonts w:ascii="Calibri Light" w:hAnsi="Calibri Light" w:cs="Calibri Light"/>
+                <w:noProof/>
+                <w:sz w:val="20"/>
+                <w:szCs w:val="20"/>
+              </w:rPr>
+              <w:t>1.00</w:t>
+            </w:r>
+            <w:r>
+              <w:rPr>
+                <w:rFonts w:ascii="Calibri Light" w:hAnsi="Calibri Light" w:cs="Calibri Light"/>
+                <w:sz w:val="20"/>
+                <w:szCs w:val="20"/>
+              </w:rPr>
+              <w:fldChar w:fldCharType="end"/>
+            </w:r>
           </w:p>
         </w:tc>
       </w:tr>
@@ -1550,6 +2327,47 @@
                 <w:szCs w:val="20"/>
               </w:rPr>
             </w:pPr>
+            <w:r>
+              <w:rPr>
+                <w:rFonts w:ascii="Calibri Light" w:hAnsi="Calibri Light" w:cs="Calibri Light"/>
+                <w:sz w:val="20"/>
+                <w:szCs w:val="20"/>
+              </w:rPr>
+              <w:fldChar w:fldCharType="begin"/>
+            </w:r>
+            <w:r>
+              <w:rPr>
+                <w:rFonts w:ascii="Calibri Light" w:hAnsi="Calibri Light" w:cs="Calibri Light"/>
+                <w:sz w:val="20"/>
+                <w:szCs w:val="20"/>
+              </w:rPr>
+              <w:instrText xml:space="preserve"> MERGEFIELD Sum_of_Pro_Rata_Salary</w:instrText>
+            </w:r>
+            <w:r>
+              <w:rPr>
+                <w:rFonts w:ascii="Calibri Light" w:hAnsi="Calibri Light" w:cs="Calibri Light"/>
+                <w:sz w:val="20"/>
+                <w:szCs w:val="20"/>
+              </w:rPr>
+              <w:fldChar w:fldCharType="separate"/>
+            </w:r>
+            <w:r>
+              <w:rPr>
+                <w:rFonts w:ascii="Calibri Light" w:hAnsi="Calibri Light" w:cs="Calibri Light"/>
+                <w:noProof/>
+                <w:sz w:val="20"/>
+                <w:szCs w:val="20"/>
+              </w:rPr>
+              <w:t>£48136.00</w:t>
+            </w:r>
+            <w:r>
+              <w:rPr>
+                <w:rFonts w:ascii="Calibri Light" w:hAnsi="Calibri Light" w:cs="Calibri Light"/>
+                <w:sz w:val="20"/>
+                <w:szCs w:val="20"/>
+              </w:rPr>
+              <w:fldChar w:fldCharType="end"/>
+            </w:r>
           </w:p>
         </w:tc>
       </w:tr>
